--- a/samples/corpus/full/chantiers/ecole-montferrine/2-preparation/ppsps/2026-04-24_ppsps-lamna-batiment.docx
+++ b/samples/corpus/full/chantiers/ecole-montferrine/2-preparation/ppsps/2026-04-24_ppsps-lamna-batiment.docx
@@ -184,6 +184,36 @@
                 <w:sz w:val="19"/>
               </w:rPr>
               <w:t>Inès Roux, conductrice de travaux</w:t>
+            </w:r>
+          </w:p>
+        </w:tc>
+      </w:tr>
+      <w:tr>
+        <w:tc>
+          <w:tcPr>
+            <w:tcW w:type="dxa" w:w="2835"/>
+          </w:tcPr>
+          <w:p>
+            <w:r>
+              <w:rPr>
+                <w:b w:val="0"/>
+                <w:sz w:val="19"/>
+              </w:rPr>
+              <w:t>Coordonnateur SPS</w:t>
+            </w:r>
+          </w:p>
+        </w:tc>
+        <w:tc>
+          <w:tcPr>
+            <w:tcW w:type="dxa" w:w="6803"/>
+          </w:tcPr>
+          <w:p>
+            <w:r>
+              <w:rPr>
+                <w:b w:val="0"/>
+                <w:sz w:val="19"/>
+              </w:rPr>
+              <w:t>Gaëtan Ferlicot, Trey Prévention (désigné par le maître d'ouvrage)</w:t>
             </w:r>
           </w:p>
         </w:tc>
@@ -551,6 +581,15 @@
       </w:r>
     </w:p>
     <w:p>
+      <w:r>
+        <w:rPr>
+          <w:b w:val="0"/>
+          <w:i w:val="0"/>
+        </w:rPr>
+        <w:t>Repérage amiante avant travaux : dossier technique amiante (DTA) de la commune consulté le 22/04/2026 ; aucun matériau amianté dans les menuiseries, les plafonds et le bloc sanitaire concernés par les travaux.</w:t>
+      </w:r>
+    </w:p>
+    <w:p>
       <w:pPr>
         <w:pStyle w:val="Heading1"/>
       </w:pPr>
@@ -653,7 +692,7 @@
                 <w:b w:val="0"/>
                 <w:sz w:val="19"/>
               </w:rPr>
-              <w:t>Échafaudage roulant MAT-07 avec garde-corps ; nacelle élévatrice MAT-04 utilisée uniquement avec une vérification générale périodique à jour</w:t>
+              <w:t>Échafaudage roulant MAT-07 avec garde-corps ; nacelle élévatrice MAT-04 utilisée uniquement avec une vérification générale périodique à jour et par des conducteurs titulaires du CACES R486</w:t>
             </w:r>
           </w:p>
         </w:tc>
@@ -893,9 +932,171 @@
           <w:b w:val="0"/>
           <w:i w:val="0"/>
         </w:rPr>
-        <w:t>Sauveteur secouriste du travail présent sur le chantier : Mathis Ancelin. Trousse de secours dans la base vie ; numéros d'urgence affichés dans la base vie.</w:t>
+        <w:t>Sauveteur secouriste du travail présent sur le chantier : Mathis Ancelin. Trousse de secours dans la base vie ; consignes et numéros d'urgence affichés dans la base vie.</w:t>
       </w:r>
     </w:p>
+    <w:tbl>
+      <w:tblPr>
+        <w:tblStyle w:val="TableGrid"/>
+        <w:tblW w:type="auto" w:w="0"/>
+        <w:jc w:val="center"/>
+        <w:tblLook w:firstColumn="1" w:firstRow="1" w:lastColumn="0" w:lastRow="0" w:noHBand="0" w:noVBand="1" w:val="04A0"/>
+      </w:tblPr>
+      <w:tblGrid>
+        <w:gridCol w:w="4819"/>
+        <w:gridCol w:w="4819"/>
+      </w:tblGrid>
+      <w:tr>
+        <w:tc>
+          <w:tcPr>
+            <w:tcW w:type="dxa" w:w="4535"/>
+          </w:tcPr>
+          <w:p>
+            <w:r>
+              <w:rPr>
+                <w:b/>
+                <w:sz w:val="19"/>
+              </w:rPr>
+              <w:t>Secours</w:t>
+            </w:r>
+          </w:p>
+        </w:tc>
+        <w:tc>
+          <w:tcPr>
+            <w:tcW w:type="dxa" w:w="5102"/>
+          </w:tcPr>
+          <w:p>
+            <w:r>
+              <w:rPr>
+                <w:b/>
+                <w:sz w:val="19"/>
+              </w:rPr>
+              <w:t>Appel</w:t>
+            </w:r>
+          </w:p>
+        </w:tc>
+      </w:tr>
+      <w:tr>
+        <w:tc>
+          <w:tcPr>
+            <w:tcW w:type="dxa" w:w="4535"/>
+          </w:tcPr>
+          <w:p>
+            <w:r>
+              <w:rPr>
+                <w:b w:val="0"/>
+                <w:sz w:val="19"/>
+              </w:rPr>
+              <w:t>SAMU</w:t>
+            </w:r>
+          </w:p>
+        </w:tc>
+        <w:tc>
+          <w:tcPr>
+            <w:tcW w:type="dxa" w:w="5102"/>
+          </w:tcPr>
+          <w:p>
+            <w:r>
+              <w:rPr>
+                <w:b w:val="0"/>
+                <w:sz w:val="19"/>
+              </w:rPr>
+              <w:t>15</w:t>
+            </w:r>
+          </w:p>
+        </w:tc>
+      </w:tr>
+      <w:tr>
+        <w:tc>
+          <w:tcPr>
+            <w:tcW w:type="dxa" w:w="4535"/>
+          </w:tcPr>
+          <w:p>
+            <w:r>
+              <w:rPr>
+                <w:b w:val="0"/>
+                <w:sz w:val="19"/>
+              </w:rPr>
+              <w:t>Sapeurs-pompiers</w:t>
+            </w:r>
+          </w:p>
+        </w:tc>
+        <w:tc>
+          <w:tcPr>
+            <w:tcW w:type="dxa" w:w="5102"/>
+          </w:tcPr>
+          <w:p>
+            <w:r>
+              <w:rPr>
+                <w:b w:val="0"/>
+                <w:sz w:val="19"/>
+              </w:rPr>
+              <w:t>18</w:t>
+            </w:r>
+          </w:p>
+        </w:tc>
+      </w:tr>
+      <w:tr>
+        <w:tc>
+          <w:tcPr>
+            <w:tcW w:type="dxa" w:w="4535"/>
+          </w:tcPr>
+          <w:p>
+            <w:r>
+              <w:rPr>
+                <w:b w:val="0"/>
+                <w:sz w:val="19"/>
+              </w:rPr>
+              <w:t>Numéro d'urgence européen</w:t>
+            </w:r>
+          </w:p>
+        </w:tc>
+        <w:tc>
+          <w:tcPr>
+            <w:tcW w:type="dxa" w:w="5102"/>
+          </w:tcPr>
+          <w:p>
+            <w:r>
+              <w:rPr>
+                <w:b w:val="0"/>
+                <w:sz w:val="19"/>
+              </w:rPr>
+              <w:t>112</w:t>
+            </w:r>
+          </w:p>
+        </w:tc>
+      </w:tr>
+      <w:tr>
+        <w:tc>
+          <w:tcPr>
+            <w:tcW w:type="dxa" w:w="4535"/>
+          </w:tcPr>
+          <w:p>
+            <w:r>
+              <w:rPr>
+                <w:b w:val="0"/>
+                <w:sz w:val="19"/>
+              </w:rPr>
+              <w:t>Hôpital le plus proche</w:t>
+            </w:r>
+          </w:p>
+        </w:tc>
+        <w:tc>
+          <w:tcPr>
+            <w:tcW w:type="dxa" w:w="5102"/>
+          </w:tcPr>
+          <w:p>
+            <w:r>
+              <w:rPr>
+                <w:b w:val="0"/>
+                <w:sz w:val="19"/>
+              </w:rPr>
+              <w:t>centre hospitalier de Valbrise (service des urgences)</w:t>
+            </w:r>
+          </w:p>
+        </w:tc>
+      </w:tr>
+    </w:tbl>
     <w:tbl>
       <w:tblPr>
         <w:tblStyle w:val="TableGrid"/>
